--- a/docs/lomba/kaltara/Naskah-Paparan-10-Menit.docx
+++ b/docs/lomba/kaltara/Naskah-Paparan-10-Menit.docx
@@ -690,7 +690,7 @@
               <w:rPr>
                 <w:sz w:val="21"/>
               </w:rPr>
-              <w:t>Dirasakan Pimpinan</w:t>
+              <w:t>Manfaat utama: agenda Wali Kota dan Wakil</w:t>
             </w:r>
           </w:p>
         </w:tc>
@@ -704,7 +704,7 @@
               <w:rPr>
                 <w:sz w:val="21"/>
               </w:rPr>
-              <w:t>Manfaatnya dirasakan langsung oleh Pimpinan. Wali Kota menyampaikan: "…</w:t>
+              <w:t>Manfaat utamanya ada pada agenda Wali Kota dan Wakil Wali Kota. Wali K…</w:t>
             </w:r>
           </w:p>
         </w:tc>
@@ -751,7 +751,7 @@
               <w:rPr>
                 <w:sz w:val="21"/>
               </w:rPr>
-              <w:t>Fitur lain: kanal publik</w:t>
+              <w:t>Layanan pendukung: instansi dan masyarakat</w:t>
             </w:r>
           </w:p>
         </w:tc>
@@ -765,7 +765,7 @@
               <w:rPr>
                 <w:sz w:val="21"/>
               </w:rPr>
-              <w:t>Di luar alur agenda, ada fitur tersendiri untuk masyarakat: kanal publ…</w:t>
+              <w:t>Selain agenda Pimpinan, ada dua layanan pendukung. Bagi instansi, pemi…</w:t>
             </w:r>
           </w:p>
         </w:tc>
@@ -1786,7 +1786,7 @@
           <w:color w:val="1E3A6E"/>
           <w:sz w:val="26"/>
         </w:rPr>
-        <w:t>SLIDE 8 · DIRASAKAN PIMPINAN</w:t>
+        <w:t>SLIDE 8 · MANFAAT UTAMA: AGENDA WALI KOTA DAN WAKIL</w:t>
       </w:r>
     </w:p>
     <w:p>
@@ -1801,7 +1801,7 @@
           <w:color w:val="A8862E"/>
           <w:sz w:val="20"/>
         </w:rPr>
-        <w:t>6:30–7:00 · ±41 kata</w:t>
+        <w:t>6:30–7:00 · ±47 kata</w:t>
       </w:r>
     </w:p>
     <w:p>
@@ -1812,7 +1812,7 @@
         <w:rPr>
           <w:sz w:val="28"/>
         </w:rPr>
-        <w:t>Manfaatnya dirasakan langsung oleh Pimpinan. Wali Kota menyampaikan: "Yang terpenting bagi saya adalah kepastian: ke mana saya harus hadir, kapan, dan siapa yang menyiapkannya."</w:t>
+        <w:t>Manfaat utamanya ada pada agenda Wali Kota dan Wakil Wali Kota. Wali Kota menyampaikan: "Yang terpenting bagi saya adalah kepastian: ke mana saya harus hadir, kapan, dan siapa yang menyiapkannya."</w:t>
       </w:r>
     </w:p>
     <w:p>
@@ -1855,7 +1855,7 @@
                 <w:i/>
                 <w:sz w:val="21"/>
               </w:rPr>
-              <w:t>Bacakan kutipan dengan nada hormat dan pelan, sambil menunjuk kotak kutipan.</w:t>
+              <w:t>Bacakan kutipan dengan nada hormat dan pelan, sambil menunjuk kotak kutipan. Tegaskan kata 'utama'.</w:t>
             </w:r>
           </w:p>
         </w:tc>
@@ -1873,7 +1873,7 @@
           <w:color w:val="1E3A6E"/>
           <w:sz w:val="26"/>
         </w:rPr>
-        <w:t>SLIDE 9 · FITUR LAIN: KANAL PUBLIK</w:t>
+        <w:t>SLIDE 9 · LAYANAN PENDUKUNG: INSTANSI DAN MASYARAKAT</w:t>
       </w:r>
     </w:p>
     <w:p>
@@ -1888,7 +1888,7 @@
           <w:color w:val="A8862E"/>
           <w:sz w:val="20"/>
         </w:rPr>
-        <w:t>7:00–7:25 · ±35 kata</w:t>
+        <w:t>7:00–7:25 · ±43 kata</w:t>
       </w:r>
     </w:p>
     <w:p>
@@ -1899,7 +1899,7 @@
         <w:rPr>
           <w:sz w:val="28"/>
         </w:rPr>
-        <w:t>Di luar alur agenda, ada fitur tersendiri untuk masyarakat: kanal publik. Tanpa akun, 66 instansi mengajukan peminjaman ruangan dan 53 instansi mengajukan audiensi, lalu memantau statusnya sendiri dengan kode penelusuran, tanpa datang atau menelepon berulang.</w:t>
+        <w:t>Selain agenda Pimpinan, ada dua layanan pendukung. Bagi instansi, peminjaman ruang rapat: 123 pengajuan dari 66 instansi. Bagi instansi dan masyarakat, permohonan audiensi dan bertamu kepada Pimpinan: 55 permohonan dari 53 instansi. Statusnya dipantau sendiri dengan kode penelusuran, tanpa datang atau menelepon berulang.</w:t>
       </w:r>
     </w:p>
     <w:tbl>
@@ -1931,7 +1931,7 @@
                 <w:i/>
                 <w:sz w:val="21"/>
               </w:rPr>
-              <w:t>Tegaskan 'fitur tersendiri', supaya juri tidak mencampurnya dengan alur agenda.</w:t>
+              <w:t>Sampaikan sebagai pendukung, nada lebih ringan; jangan berlama-lama, inti paparan tetap agenda Pimpinan.</w:t>
             </w:r>
           </w:p>
         </w:tc>
@@ -2714,7 +2714,7 @@
               <w:rPr>
                 <w:sz w:val="21"/>
               </w:rPr>
-              <w:t>Apa manfaatnya bagi masyarakat?</w:t>
+              <w:t>Apa manfaatnya bagi instansi dan masyarakat?</w:t>
             </w:r>
           </w:p>
         </w:tc>
@@ -2728,7 +2728,7 @@
               <w:rPr>
                 <w:sz w:val="21"/>
               </w:rPr>
-              <w:t>Lewat kanal publik, 66 instansi meminjam ruangan dan 53 instansi mengajukan audiensi tanpa akun, dan memantau statusnya sendiri dengan kode penelusuran.</w:t>
+              <w:t>Manfaat utama tetap pada agenda Pimpinan. Sebagai pendukung, instansi meminjam ruang rapat secara daring (123 pengajuan dari 66 instansi), dan instansi maupun masyarakat mengajukan audiensi atau bertamu (55 permohonan dari 53 instansi), lalu memantau statusnya sendiri dengan kode penelusuran.</w:t>
             </w:r>
           </w:p>
         </w:tc>

--- a/docs/lomba/kaltara/Naskah-Paparan-10-Menit.docx
+++ b/docs/lomba/kaltara/Naskah-Paparan-10-Menit.docx
@@ -934,7 +934,7 @@
               <w:rPr>
                 <w:sz w:val="21"/>
               </w:rPr>
-              <w:t>Kompatibilitas</w:t>
+              <w:t>Kompatibilitas dan bidang fokus</w:t>
             </w:r>
           </w:p>
         </w:tc>
@@ -948,7 +948,7 @@
               <w:rPr>
                 <w:sz w:val="21"/>
               </w:rPr>
-              <w:t>Inovasi ini selaras dengan Undang-Undang Pelayanan Publik dan Keprotok…</w:t>
+              <w:t>Inovasi ini menjawab Bidang Fokus 3 pada pedoman, Tata Kelola Kolabora…</w:t>
             </w:r>
           </w:p>
         </w:tc>
@@ -1061,7 +1061,7 @@
           <w:color w:val="A8862E"/>
           <w:sz w:val="20"/>
         </w:rPr>
-        <w:t>0:00–0:25 · ±44 kata</w:t>
+        <w:t>0:00–0:25 · ±54 kata</w:t>
       </w:r>
     </w:p>
     <w:p>
@@ -1083,7 +1083,7 @@
         <w:rPr>
           <w:sz w:val="28"/>
         </w:rPr>
-        <w:t>Izin kami sampaikan Prokopim Hibot, satu alur digital terverifikasi untuk agenda Pimpinan Daerah, dari Bagian Protokol dan Komunikasi Pimpinan, Sekretariat Daerah Kota Tarakan. Kami mengikuti kategori Inovasi Terapan, ASN Pemerintah Kabupaten/Kota.</w:t>
+        <w:t>Izin kami sampaikan Prokopim Hibot, satu alur digital terverifikasi untuk agenda Pimpinan Daerah, dari Bagian Protokol dan Komunikasi Pimpinan, Sekretariat Daerah Kota Tarakan. Kami mengikuti kategori Inovasi Terapan, ASN Pemerintah Kabupaten/Kota, pada Bidang Fokus 3: Tata Kelola Kolaboratif dan Pelayanan Publik.</w:t>
       </w:r>
     </w:p>
     <w:tbl>
@@ -2131,7 +2131,7 @@
           <w:color w:val="1E3A6E"/>
           <w:sz w:val="26"/>
         </w:rPr>
-        <w:t>SLIDE 12 · KOMPATIBILITAS</w:t>
+        <w:t>SLIDE 12 · KOMPATIBILITAS DAN BIDANG FOKUS</w:t>
       </w:r>
     </w:p>
     <w:p>
@@ -2146,7 +2146,7 @@
           <w:color w:val="A8862E"/>
           <w:sz w:val="20"/>
         </w:rPr>
-        <w:t>8:25–8:50 · ±40 kata</w:t>
+        <w:t>8:25–8:50 · ±50 kata</w:t>
       </w:r>
     </w:p>
     <w:p>
@@ -2157,13 +2157,19 @@
         <w:rPr>
           <w:sz w:val="28"/>
         </w:rPr>
-        <w:t>Inovasi ini selaras dengan Undang-Undang Pelayanan Publik dan Keprotokolan, Peraturan Pemerintah tentang Inovasi Daerah, dan SPBE, serta mendukung Misi 3 RPJMD Kalimantan Utara dan Misi 4 Kota Tarakan.</w:t>
+        <w:t>Inovasi ini menjawab Bidang Fokus 3 pada pedoman, Tata Kelola Kolaboratif dan Pelayanan Publik: digitalisasi pelayanan, penyederhanaan proses bisnis, integrasi data, serta transparansi dan akuntabilitas.</w:t>
       </w:r>
     </w:p>
     <w:p>
       <w:pPr>
         <w:spacing w:after="140" w:line="300" w:lineRule="auto"/>
       </w:pPr>
+      <w:r>
+        <w:rPr>
+          <w:sz w:val="28"/>
+        </w:rPr>
+        <w:t xml:space="preserve">Juga selaras dengan Misi 3 RPJMD Kalimantan Utara dan Misi 4 Kota Tarakan. </w:t>
+      </w:r>
       <w:r>
         <w:rPr>
           <w:i/>
@@ -2202,7 +2208,7 @@
                 <w:i/>
                 <w:sz w:val="21"/>
               </w:rPr>
-              <w:t>Cukup sebut garis besar; nomor peraturan sudah tertulis di slide.</w:t>
+              <w:t>Tunjuk pita Bidang Fokus di atas. Nomor peraturan cukup tertulis di slide, tidak perlu dibacakan.</w:t>
             </w:r>
           </w:p>
         </w:tc>
